--- a/article/article.docx
+++ b/article/article.docx
@@ -7,115 +7,51 @@
         <w:pStyle w:val="Title"/>
       </w:pPr>
       <w:r>
-        <w:drawing>
-          <wp:inline>
-            <wp:extent cx="3101008" cy="293586"/>
-            <wp:effectExtent b="0" l="0" r="0" t="0"/>
-            <wp:docPr descr="" title="" id="21" name="Picture"/>
-            <a:graphic>
-              <a:graphicData uri="http://schemas.openxmlformats.org/drawingml/2006/picture">
-                <pic:pic>
-                  <pic:nvPicPr>
-                    <pic:cNvPr descr="./images/logo.png" id="22" name="Picture"/>
-                    <pic:cNvPicPr>
-                      <a:picLocks noChangeArrowheads="1" noChangeAspect="1"/>
-                    </pic:cNvPicPr>
-                  </pic:nvPicPr>
-                  <pic:blipFill>
-                    <a:blip r:embed="rId20"/>
-                    <a:stretch>
-                      <a:fillRect/>
-                    </a:stretch>
-                  </pic:blipFill>
-                  <pic:spPr bwMode="auto">
-                    <a:xfrm>
-                      <a:off x="0" y="0"/>
-                      <a:ext cx="3101008" cy="293586"/>
-                    </a:xfrm>
-                    <a:prstGeom prst="rect">
-                      <a:avLst/>
-                    </a:prstGeom>
-                    <a:noFill/>
-                    <a:ln w="9525">
-                      <a:noFill/>
-                      <a:headEnd/>
-                      <a:tailEnd/>
-                    </a:ln>
-                  </pic:spPr>
-                </pic:pic>
-              </a:graphicData>
-            </a:graphic>
-          </wp:inline>
-        </w:drawing>
-      </w:r>
-      <w:r>
-        <w:t xml:space="preserve"> </w:t>
-      </w:r>
-      <w:r>
-        <w:t xml:space="preserve">APRENDIZAGEM</w:t>
-      </w:r>
-      <w:r>
-        <w:t xml:space="preserve"> </w:t>
-      </w:r>
-      <w:r>
-        <w:t xml:space="preserve">BASEADA</w:t>
-      </w:r>
-      <w:r>
-        <w:t xml:space="preserve"> </w:t>
-      </w:r>
-      <w:r>
-        <w:t xml:space="preserve">EM</w:t>
-      </w:r>
-      <w:r>
-        <w:t xml:space="preserve"> </w:t>
-      </w:r>
-      <w:r>
-        <w:t xml:space="preserve">HIPERFOCOS:</w:t>
-      </w:r>
-      <w:r>
-        <w:t xml:space="preserve"> </w:t>
-      </w:r>
-      <w:r>
-        <w:t xml:space="preserve">PROJETOS</w:t>
-      </w:r>
-      <w:r>
-        <w:t xml:space="preserve"> </w:t>
-      </w:r>
-      <w:r>
-        <w:t xml:space="preserve">DE</w:t>
-      </w:r>
-      <w:r>
-        <w:t xml:space="preserve"> </w:t>
-      </w:r>
-      <w:r>
-        <w:t xml:space="preserve">PROGRAMAÇÃO</w:t>
-      </w:r>
-      <w:r>
-        <w:t xml:space="preserve"> </w:t>
-      </w:r>
-      <w:r>
-        <w:t xml:space="preserve">COM</w:t>
-      </w:r>
-      <w:r>
-        <w:t xml:space="preserve"> </w:t>
-      </w:r>
-      <w:r>
-        <w:t xml:space="preserve">ESTUDANTES</w:t>
-      </w:r>
-      <w:r>
-        <w:t xml:space="preserve"> </w:t>
-      </w:r>
-      <w:r>
-        <w:t xml:space="preserve">AUTISTAS</w:t>
+        <w:t xml:space="preserve">Título</w:t>
+      </w:r>
+      <w:r>
+        <w:t xml:space="preserve"> </w:t>
+      </w:r>
+      <w:r>
+        <w:t xml:space="preserve">do</w:t>
+      </w:r>
+      <w:r>
+        <w:t xml:space="preserve"> </w:t>
+      </w:r>
+      <w:r>
+        <w:t xml:space="preserve">Artigo</w:t>
+      </w:r>
+    </w:p>
+    <w:p>
+      <w:pPr>
+        <w:pStyle w:val="Subtitle"/>
+      </w:pPr>
+      <w:r>
+        <w:t xml:space="preserve">Subtítulo</w:t>
+      </w:r>
+      <w:r>
+        <w:t xml:space="preserve"> </w:t>
+      </w:r>
+      <w:r>
+        <w:t xml:space="preserve">do</w:t>
+      </w:r>
+      <w:r>
+        <w:t xml:space="preserve"> </w:t>
+      </w:r>
+      <w:r>
+        <w:t xml:space="preserve">Artigo</w:t>
+      </w:r>
+      <w:r>
+        <w:t xml:space="preserve"> </w:t>
+      </w:r>
+      <w:r>
+        <w:t xml:space="preserve">(Opcional)</w:t>
       </w:r>
     </w:p>
     <w:p>
       <w:pPr>
         <w:pStyle w:val="Author"/>
       </w:pPr>
-      <w:r>
-        <w:t xml:space="preserve"> </w:t>
-      </w:r>
     </w:p>
     <w:p>
       <w:pPr>
@@ -138,27 +74,42 @@
         <w:t xml:space="preserve"> </w:t>
       </w:r>
       <w:r>
+        <w:t xml:space="preserve">de</w:t>
+      </w:r>
+      <w:r>
+        <w:t xml:space="preserve"> </w:t>
+      </w:r>
+      <w:r>
         <w:t xml:space="preserve">setembro</w:t>
       </w:r>
       <w:r>
         <w:t xml:space="preserve"> </w:t>
       </w:r>
       <w:r>
+        <w:t xml:space="preserve">de</w:t>
+      </w:r>
+      <w:r>
+        <w:t xml:space="preserve"> </w:t>
+      </w:r>
+      <w:r>
         <w:t xml:space="preserve">2025</w:t>
       </w:r>
     </w:p>
-    <w:bookmarkStart w:id="24" w:name="resumo"/>
-    <w:p>
-      <w:pPr>
-        <w:pStyle w:val="Heading2"/>
-      </w:pPr>
-      <w:r>
+    <w:p>
+      <w:pPr>
+        <w:pStyle w:val="FirstParagraph"/>
+      </w:pPr>
+      <w:r>
+        <w:rPr>
+          <w:bCs/>
+          <w:b/>
+        </w:rPr>
         <w:t xml:space="preserve">Resumo</w:t>
       </w:r>
     </w:p>
     <w:p>
       <w:pPr>
-        <w:pStyle w:val="FirstParagraph"/>
+        <w:pStyle w:val="BodyText"/>
       </w:pPr>
       <w:r>
         <w:t xml:space="preserve">Escreva aqui um</w:t>
@@ -214,18 +165,21 @@
         <w:t xml:space="preserve">palavra-chave 1; palavra-chave 2; palavra-chave 3.</w:t>
       </w:r>
     </w:p>
-    <w:bookmarkStart w:id="23" w:name="abstract-opcional"/>
-    <w:p>
-      <w:pPr>
-        <w:pStyle w:val="Heading3"/>
-      </w:pPr>
-      <w:r>
+    <w:p>
+      <w:pPr>
+        <w:pStyle w:val="BodyText"/>
+      </w:pPr>
+      <w:r>
+        <w:rPr>
+          <w:bCs/>
+          <w:b/>
+        </w:rPr>
         <w:t xml:space="preserve">Abstract (opcional)</w:t>
       </w:r>
     </w:p>
     <w:p>
       <w:pPr>
-        <w:pStyle w:val="FirstParagraph"/>
+        <w:pStyle w:val="BodyText"/>
       </w:pPr>
       <w:r>
         <w:t xml:space="preserve">Short version of the abstract in English (if required by the venue).</w:t>
@@ -247,9 +201,7 @@
         <w:t xml:space="preserve">keyword 1; keyword 2; keyword 3.</w:t>
       </w:r>
     </w:p>
-    <w:bookmarkEnd w:id="23"/>
-    <w:bookmarkEnd w:id="24"/>
-    <w:bookmarkStart w:id="25" w:name="introdução"/>
+    <w:bookmarkStart w:id="20" w:name="introdução"/>
     <w:p>
       <w:pPr>
         <w:pStyle w:val="Heading1"/>
@@ -306,8 +258,56 @@
         <w:t xml:space="preserve">.</w:t>
       </w:r>
     </w:p>
-    <w:bookmarkEnd w:id="25"/>
-    <w:bookmarkStart w:id="26" w:name="X38c099e7b24f6b29df77ab33776862088f20a82"/>
+    <w:p>
+      <w:pPr>
+        <w:pStyle w:val="BodyText"/>
+      </w:pPr>
+      <w:r>
+        <w:t xml:space="preserve">Contextualize o problema, a motivação e os objetivos do estudo. Apresente brevemente a lacuna na literatura e contribuições do artigo. Cite trabalhos relevantes no fluxo do texto, por exemplo, segundo</w:t>
+      </w:r>
+      <w:r>
+        <w:t xml:space="preserve"> </w:t>
+      </w:r>
+      <w:r>
+        <w:t xml:space="preserve">Silva (</w:t>
+      </w:r>
+      <w:hyperlink w:anchor="ref-silva2020">
+        <w:r>
+          <w:rPr>
+            <w:rStyle w:val="Hyperlink"/>
+          </w:rPr>
+          <w:t xml:space="preserve">2020</w:t>
+        </w:r>
+      </w:hyperlink>
+      <w:r>
+        <w:t xml:space="preserve">)</w:t>
+      </w:r>
+      <w:r>
+        <w:t xml:space="preserve">, a estruturação do projeto influencia a qualidade dos resultados; estudos recentes reforçam esse ponto</w:t>
+      </w:r>
+      <w:r>
+        <w:t xml:space="preserve"> </w:t>
+      </w:r>
+      <w:r>
+        <w:t xml:space="preserve">(</w:t>
+      </w:r>
+      <w:hyperlink w:anchor="ref-souza2022">
+        <w:r>
+          <w:rPr>
+            <w:rStyle w:val="Hyperlink"/>
+          </w:rPr>
+          <w:t xml:space="preserve">Souza; Pereira, 2022</w:t>
+        </w:r>
+      </w:hyperlink>
+      <w:r>
+        <w:t xml:space="preserve">)</w:t>
+      </w:r>
+      <w:r>
+        <w:t xml:space="preserve">.</w:t>
+      </w:r>
+    </w:p>
+    <w:bookmarkEnd w:id="20"/>
+    <w:bookmarkStart w:id="21" w:name="X38c099e7b24f6b29df77ab33776862088f20a82"/>
     <w:p>
       <w:pPr>
         <w:pStyle w:val="Heading1"/>
@@ -382,8 +382,8 @@
         <w:t xml:space="preserve">), conforme o estilo ABNT aplicado automaticamente pelo CSL.</w:t>
       </w:r>
     </w:p>
-    <w:bookmarkEnd w:id="26"/>
-    <w:bookmarkStart w:id="27" w:name="metodologia"/>
+    <w:bookmarkEnd w:id="21"/>
+    <w:bookmarkStart w:id="22" w:name="metodologia"/>
     <w:p>
       <w:pPr>
         <w:pStyle w:val="Heading1"/>
@@ -413,8 +413,8 @@
         <w:t xml:space="preserve">.</w:t>
       </w:r>
     </w:p>
-    <w:bookmarkEnd w:id="27"/>
-    <w:bookmarkStart w:id="31" w:name="resultados"/>
+    <w:bookmarkEnd w:id="22"/>
+    <w:bookmarkStart w:id="26" w:name="resultados"/>
     <w:p>
       <w:pPr>
         <w:pStyle w:val="Heading1"/>
@@ -639,18 +639,18 @@
           <wp:inline>
             <wp:extent cx="3459480" cy="2613829"/>
             <wp:effectExtent b="0" l="0" r="0" t="0"/>
-            <wp:docPr descr="Exemplo de Imagem" title="" id="29" name="Picture"/>
+            <wp:docPr descr="Exemplo de Imagem" title="" id="24" name="Picture"/>
             <a:graphic>
               <a:graphicData uri="http://schemas.openxmlformats.org/drawingml/2006/picture">
                 <pic:pic>
                   <pic:nvPicPr>
-                    <pic:cNvPr descr="images/Eleanor_Roosevelt_and_Human_Rights_Declaration.jpeg" id="30" name="Picture"/>
+                    <pic:cNvPr descr="images/Eleanor_Roosevelt_and_Human_Rights_Declaration.jpeg" id="25" name="Picture"/>
                     <pic:cNvPicPr>
                       <a:picLocks noChangeArrowheads="1" noChangeAspect="1"/>
                     </pic:cNvPicPr>
                   </pic:nvPicPr>
                   <pic:blipFill>
-                    <a:blip r:embed="rId28"/>
+                    <a:blip r:embed="rId23"/>
                     <a:stretch>
                       <a:fillRect/>
                     </a:stretch>
@@ -713,8 +713,8 @@
         <w:t xml:space="preserve">.</w:t>
       </w:r>
     </w:p>
-    <w:bookmarkEnd w:id="31"/>
-    <w:bookmarkStart w:id="32" w:name="discussão"/>
+    <w:bookmarkEnd w:id="26"/>
+    <w:bookmarkStart w:id="27" w:name="discussão"/>
     <w:p>
       <w:pPr>
         <w:pStyle w:val="Heading1"/>
@@ -751,8 +751,8 @@
         <w:t xml:space="preserve">).</w:t>
       </w:r>
     </w:p>
-    <w:bookmarkEnd w:id="32"/>
-    <w:bookmarkStart w:id="33" w:name="conclusão"/>
+    <w:bookmarkEnd w:id="27"/>
+    <w:bookmarkStart w:id="28" w:name="conclusão"/>
     <w:p>
       <w:pPr>
         <w:pStyle w:val="Heading1"/>
@@ -769,8 +769,8 @@
         <w:t xml:space="preserve">Resuma as respostas aos objetivos, destaque contribuições e trabalhos futuros.</w:t>
       </w:r>
     </w:p>
-    <w:bookmarkEnd w:id="33"/>
-    <w:bookmarkStart w:id="38" w:name="bibliography"/>
+    <w:bookmarkEnd w:id="28"/>
+    <w:bookmarkStart w:id="33" w:name="bibliography"/>
     <w:p>
       <w:pPr>
         <w:pStyle w:val="Heading1"/>
@@ -779,8 +779,8 @@
         <w:t xml:space="preserve">Referências</w:t>
       </w:r>
     </w:p>
-    <w:bookmarkStart w:id="37" w:name="refs"/>
-    <w:bookmarkStart w:id="34" w:name="ref-silva2020"/>
+    <w:bookmarkStart w:id="32" w:name="refs"/>
+    <w:bookmarkStart w:id="29" w:name="ref-silva2020"/>
     <w:p>
       <w:pPr>
         <w:pStyle w:val="Bibliography"/>
@@ -802,8 +802,8 @@
         <w:t xml:space="preserve">. São Paulo: Editora Acadêmica, 2020.</w:t>
       </w:r>
     </w:p>
-    <w:bookmarkEnd w:id="34"/>
-    <w:bookmarkStart w:id="36" w:name="ref-souza2022"/>
+    <w:bookmarkEnd w:id="29"/>
+    <w:bookmarkStart w:id="31" w:name="ref-souza2022"/>
     <w:p>
       <w:pPr>
         <w:pStyle w:val="Bibliography"/>
@@ -814,7 +814,7 @@
       <w:r>
         <w:t xml:space="preserve"> </w:t>
       </w:r>
-      <w:hyperlink r:id="rId35">
+      <w:hyperlink r:id="rId30">
         <w:r>
           <w:rPr>
             <w:rStyle w:val="Hyperlink"/>
@@ -839,9 +839,9 @@
         <w:t xml:space="preserve">, v. 42, n. 3, p. 123–145, 2022.</w:t>
       </w:r>
     </w:p>
-    <w:bookmarkEnd w:id="36"/>
-    <w:bookmarkEnd w:id="37"/>
-    <w:bookmarkEnd w:id="38"/>
+    <w:bookmarkEnd w:id="31"/>
+    <w:bookmarkEnd w:id="32"/>
+    <w:bookmarkEnd w:id="33"/>
     <w:sectPr>
       <w:footnotePr>
         <w:numFmt w:val="decimal"/>
